--- a/workshop-site/labs/Lab 05 - Participant.docx
+++ b/workshop-site/labs/Lab 05 - Participant.docx
@@ -25,7 +25,7 @@
           <w:color w:val="6A6A6A"/>
           <w:sz w:val="20"/>
         </w:rPr>
-        <w:t>ServicePulse 360 Workshop v0.7 (revision 4) | Estimated time: 78 minutes | Walk through the standard-fit test for a service disruption, conclude correctly that custom is justified, build Service_Disruption__c with 10 critical fields (including timestamps, a Duration formula, and a Publish Status for approval tracking) and 4 agency Record Types, configure the layout, add a Case lookup, and connect your Golden Case record to a new disruption.</w:t>
+        <w:t>ServicePulse 360 Workshop v0.7 (revision 5) | Estimated time: 75 minutes | Walk through the standard-fit test for a service disruption, conclude correctly that custom is justified, build Service_Disruption__c with 10 critical fields (including timestamps, a Duration formula, and a Publish Status for approval tracking) and 4 agency Record Types, configure the layout, add a Case lookup, and connect your Golden Case record to a new disruption.</w:t>
       </w:r>
     </w:p>
     <w:p>
@@ -418,10 +418,7 @@
         <w:ind w:left="680" w:hanging="227"/>
       </w:pPr>
       <w:r>
-        <w:t xml:space="preserve">• </w:t>
-      </w:r>
-      <w:r>
-        <w:t>Record Name: Service Disruption Number.</w:t>
+        <w:t xml:space="preserve">• Record Name: Service Disruption Number.</w:t>
       </w:r>
     </w:p>
     <w:p>
@@ -430,10 +427,7 @@
         <w:ind w:left="680" w:hanging="227"/>
       </w:pPr>
       <w:r>
-        <w:t xml:space="preserve">• </w:t>
-      </w:r>
-      <w:r>
-        <w:t>Data Type: Auto Number.</w:t>
+        <w:t xml:space="preserve">• Data Type: Auto Number.</w:t>
       </w:r>
     </w:p>
     <w:p>
@@ -442,10 +436,7 @@
         <w:ind w:left="680" w:hanging="227"/>
       </w:pPr>
       <w:r>
-        <w:t xml:space="preserve">• </w:t>
-      </w:r>
-      <w:r>
-        <w:t>Display Format: SD-{00000}.</w:t>
+        <w:t xml:space="preserve">• Display Format: SD-{00000}.</w:t>
       </w:r>
     </w:p>
     <w:p>
@@ -454,10 +445,7 @@
         <w:ind w:left="680" w:hanging="227"/>
       </w:pPr>
       <w:r>
-        <w:t xml:space="preserve">• </w:t>
-      </w:r>
-      <w:r>
-        <w:t>Starting Number: 1.</w:t>
+        <w:t xml:space="preserve">• Starting Number: 1.</w:t>
       </w:r>
     </w:p>
     <w:p>
@@ -481,10 +469,7 @@
         <w:ind w:left="680" w:hanging="227"/>
       </w:pPr>
       <w:r>
-        <w:t xml:space="preserve">• </w:t>
-      </w:r>
-      <w:r>
-        <w:t>Allow Reports</w:t>
+        <w:t xml:space="preserve">• Allow Reports</w:t>
       </w:r>
     </w:p>
     <w:p>
@@ -493,10 +478,7 @@
         <w:ind w:left="680" w:hanging="227"/>
       </w:pPr>
       <w:r>
-        <w:t xml:space="preserve">• </w:t>
-      </w:r>
-      <w:r>
-        <w:t>Allow Activities</w:t>
+        <w:t xml:space="preserve">• Allow Activities</w:t>
       </w:r>
     </w:p>
     <w:p>
@@ -505,10 +487,7 @@
         <w:ind w:left="680" w:hanging="227"/>
       </w:pPr>
       <w:r>
-        <w:t xml:space="preserve">• </w:t>
-      </w:r>
-      <w:r>
-        <w:t>Track Field History</w:t>
+        <w:t xml:space="preserve">• Track Field History</w:t>
       </w:r>
     </w:p>
     <w:p>
@@ -768,10 +747,10 @@
           <w:b/>
           <w:color w:val="2E75B6"/>
         </w:rPr>
-        <w:t xml:space="preserve">For each of the 6 fields below: </w:t>
-      </w:r>
-      <w:r>
-        <w:t>You will click New, choose the field type, click Next, fill out the properties below, click Next on the Field-Level Security step (keep the defaults), click Save &amp; New on the Page Layouts step (keep the default that adds the field to the Service Disruption Layout). The only exception is the LAST field (Affected Line), where you click Save instead of Save &amp; New.</w:t>
+        <w:t xml:space="preserve">For each of the 10 fields below: </w:t>
+      </w:r>
+      <w:r>
+        <w:t>You will click New, choose the field type, click Next, fill out the properties below, click Next on the Field-Level Security step (keep the defaults), click Save &amp; New on the Page Layouts step (keep the default that adds the field to the Service Disruption Layout). The only exception is the LAST field (Publish Status), where you click Save instead of Save &amp; New.</w:t>
       </w:r>
     </w:p>
     <w:p>
@@ -878,7 +857,7 @@
         <w:t xml:space="preserve">6. </w:t>
       </w:r>
       <w:r>
-        <w:t>Un-check the box "Restrict picklist to the values defined in the value set".</w:t>
+        <w:t>Check the box "Restrict picklist to the values defined in the value set" (standard practice for lifecycle picklists: prevents typos and ad-hoc values that would break downstream Validation Rules and Flow logic).</w:t>
       </w:r>
     </w:p>
     <w:p>
@@ -1040,7 +1019,7 @@
         <w:t xml:space="preserve">6. </w:t>
       </w:r>
       <w:r>
-        <w:t>Un-check "Restrict picklist to the values defined in the value set".</w:t>
+        <w:t>Check "Restrict picklist to the values defined in the value set" (standard practice for lifecycle picklists).</w:t>
       </w:r>
     </w:p>
     <w:p>
@@ -1753,10 +1732,7 @@
         <w:ind w:left="680" w:hanging="227"/>
       </w:pPr>
       <w:r>
-        <w:t xml:space="preserve">• </w:t>
-      </w:r>
-      <w:r>
-        <w:t>IF(NOT(ISBLANK(Disruption_Cleared_Date_Time__c)) &amp;&amp; NOT(ISBLANK(Disruption_Start_Date_Time__c)), (Disruption_Cleared_Date_Time__c - Disruption_Start_Date_Time__c) * 24 * 60, NULL)</w:t>
+        <w:t xml:space="preserve">• IF(NOT(ISBLANK(Disruption_Cleared_Date_Time__c)) &amp;&amp; NOT(ISBLANK(Disruption_Start_Date_Time__c)), (Disruption_Cleared_Date_Time__c - Disruption_Start_Date_Time__c) * 24 * 60, NULL)</w:t>
       </w:r>
     </w:p>
     <w:p>
@@ -1893,7 +1869,7 @@
         <w:t xml:space="preserve">6. </w:t>
       </w:r>
       <w:r>
-        <w:t>Un-check the box "Restrict picklist to the values defined in the value set".</w:t>
+        <w:t>Check the box "Restrict picklist to the values defined in the value set" (standard practice for lifecycle picklists: prevents typos and ad-hoc values that would break downstream Validation Rules and Flow logic).</w:t>
       </w:r>
     </w:p>
     <w:p>
@@ -2531,7 +2507,7 @@
         <w:t xml:space="preserve">1. </w:t>
       </w:r>
       <w:r>
-        <w:t>Rename the default section (usually Information) by hovering it and clicking the wrench icon. Set Section Name: Information. Keep 2-Column layout. Click OK.</w:t>
+        <w:t>Confirm the first section is named Information. If you need to adjust it (rename, change the 2-Column layout, or set other properties), hover the section and click the wrench icon.</w:t>
       </w:r>
     </w:p>
     <w:p>
@@ -2600,10 +2576,7 @@
         <w:ind w:left="680" w:hanging="227"/>
       </w:pPr>
       <w:r>
-        <w:t xml:space="preserve">• </w:t>
-      </w:r>
-      <w:r>
-        <w:t>Information section: Service Disruption Number, Record Type, Owner, Status, Severity, Affected Line, Headline.</w:t>
+        <w:t xml:space="preserve">• Information section: Service Disruption Number, Record Type, Owner, Status, Severity, Affected Line, Headline.</w:t>
       </w:r>
     </w:p>
     <w:p>
@@ -2612,10 +2585,7 @@
         <w:ind w:left="680" w:hanging="227"/>
       </w:pPr>
       <w:r>
-        <w:t xml:space="preserve">• </w:t>
-      </w:r>
-      <w:r>
-        <w:t>Communication section: Description, Rider-Facing Message, Publish Status.</w:t>
+        <w:t xml:space="preserve">• Communication section: Description, Rider-Facing Message, Publish Status.</w:t>
       </w:r>
     </w:p>
     <w:p>
@@ -2624,10 +2594,7 @@
         <w:ind w:left="680" w:hanging="227"/>
       </w:pPr>
       <w:r>
-        <w:t xml:space="preserve">• </w:t>
-      </w:r>
-      <w:r>
-        <w:t>Timing section (add this as a new section, 2-Column, below Communication): Disruption Start Date/Time, Disruption Cleared Date/Time, Duration (Minutes).</w:t>
+        <w:t xml:space="preserve">• Timing section (add this as a new section, 2-Column, below Communication): Disruption Start Date/Time, Disruption Cleared Date/Time, Duration (Minutes).</w:t>
       </w:r>
     </w:p>
     <w:p>
@@ -2636,10 +2603,7 @@
         <w:ind w:left="680" w:hanging="227"/>
       </w:pPr>
       <w:r>
-        <w:t xml:space="preserve">• </w:t>
-      </w:r>
-      <w:r>
-        <w:t>System Information section: Created By, Last Modified By.</w:t>
+        <w:t xml:space="preserve">• System Information section: Created By, Last Modified By.</w:t>
       </w:r>
     </w:p>
     <w:p>
@@ -2732,7 +2696,7 @@
         <w:t xml:space="preserve">Verified? Great job!: </w:t>
       </w:r>
       <w:r>
-        <w:t>The Service Disruption Layout is organized into Information, Communication, and System Information sections. The create record modal shows the fields in the order you set.</w:t>
+        <w:t>The Service Disruption Layout is organized into Information, Timing, Communication, and System Information sections. The create record modal shows the fields in the order you set.</w:t>
       </w:r>
     </w:p>
     <w:p>
@@ -2811,10 +2775,7 @@
         <w:ind w:left="680" w:hanging="227"/>
       </w:pPr>
       <w:r>
-        <w:t xml:space="preserve">• </w:t>
-      </w:r>
-      <w:r>
-        <w:t>Status: Declared (default)</w:t>
+        <w:t xml:space="preserve">• Status: Declared (default)</w:t>
       </w:r>
     </w:p>
     <w:p>
@@ -2823,10 +2784,7 @@
         <w:ind w:left="680" w:hanging="227"/>
       </w:pPr>
       <w:r>
-        <w:t xml:space="preserve">• </w:t>
-      </w:r>
-      <w:r>
-        <w:t>Severity: Moderate (if default is Advisory, change to Moderate)</w:t>
+        <w:t xml:space="preserve">• Severity: Moderate (if default is Advisory, change to Moderate)</w:t>
       </w:r>
     </w:p>
     <w:p>
@@ -2835,10 +2793,7 @@
         <w:ind w:left="680" w:hanging="227"/>
       </w:pPr>
       <w:r>
-        <w:t xml:space="preserve">• </w:t>
-      </w:r>
-      <w:r>
-        <w:t>Affected Line: 7 Line</w:t>
+        <w:t xml:space="preserve">• Affected Line: 7 Line</w:t>
       </w:r>
     </w:p>
     <w:p>
@@ -2847,10 +2802,7 @@
         <w:ind w:left="680" w:hanging="227"/>
       </w:pPr>
       <w:r>
-        <w:t xml:space="preserve">• </w:t>
-      </w:r>
-      <w:r>
-        <w:t>Headline: Signal fault on 7 Line, Vernon Blvd</w:t>
+        <w:t xml:space="preserve">• Headline: Signal fault on 7 Line, Vernon Blvd</w:t>
       </w:r>
     </w:p>
     <w:p>
@@ -2859,10 +2811,7 @@
         <w:ind w:left="680" w:hanging="227"/>
       </w:pPr>
       <w:r>
-        <w:t xml:space="preserve">• </w:t>
-      </w:r>
-      <w:r>
-        <w:t>Description: A signal fault at Vernon Blvd is causing delays on the 7 Line between Hunters Point Avenue and 33rd Street. Dispatch tech en route. ETA to clear: 90 minutes.</w:t>
+        <w:t xml:space="preserve">• Description: A signal fault at Vernon Blvd is causing delays on the 7 Line between Hunters Point Avenue and 33rd Street. Dispatch tech en route. ETA to clear: 90 minutes.</w:t>
       </w:r>
     </w:p>
     <w:p>
@@ -2871,10 +2820,7 @@
         <w:ind w:left="680" w:hanging="227"/>
       </w:pPr>
       <w:r>
-        <w:t xml:space="preserve">• </w:t>
-      </w:r>
-      <w:r>
-        <w:t>Rider-Facing Message: leave empty. The next lab populates this via Prompt Builder.</w:t>
+        <w:t xml:space="preserve">• Rider-Facing Message: leave empty. The next lab populates this via Prompt Builder.</w:t>
       </w:r>
     </w:p>
     <w:p>
@@ -3159,7 +3105,7 @@
         <w:t xml:space="preserve">Verified? Great job!: </w:t>
       </w:r>
       <w:r>
-        <w:t>You've built the workshop's one deliberate custom object, defined 6 critical fields, added 4 agency Record Types, configured the layout, created a Case lookup to Service Disruption, and connected your Golden Case to its parent disruption. The custom object fits cleanly into the standard-object data model you built in Labs 1 through 4.</w:t>
+        <w:t>You've built the workshop's one deliberate custom object, defined 10 critical fields, added 4 agency Record Types, configured the layout, created a Case lookup to Service Disruption, and connected your Golden Case to its parent disruption. The custom object fits cleanly into the standard-object data model you built in Labs 1 through 4.</w:t>
       </w:r>
     </w:p>
     <w:p>

--- a/workshop-site/labs/Lab 05 - Participant.docx
+++ b/workshop-site/labs/Lab 05 - Participant.docx
@@ -188,6 +188,17 @@
     </w:p>
     <w:p>
       <w:r>
+        <w:rPr>
+          <w:rFonts w:ascii="Calibri" w:hAnsi="Calibri"/>
+          <w:b w:val="0"/>
+          <w:color w:val="000000"/>
+          <w:sz w:val="22"/>
+        </w:rPr>
+        <w:t>Navigate: You are still inside the ServicePulse 360 app in Lightning Experience.</w:t>
+      </w:r>
+    </w:p>
+    <w:p>
+      <w:r>
         <w:t>Case models an individual customer issue. One rider calls about the G train being suspended. That rider gets a Case. Then another rider calls. Another Case. A disruption affects many riders; each rider gets their own Case. The disruption itself is the parent event, not any single Case. Case cannot model it.</w:t>
       </w:r>
     </w:p>
@@ -205,6 +216,17 @@
     </w:p>
     <w:p>
       <w:r>
+        <w:rPr>
+          <w:rFonts w:ascii="Calibri" w:hAnsi="Calibri"/>
+          <w:b w:val="0"/>
+          <w:color w:val="000000"/>
+          <w:sz w:val="22"/>
+        </w:rPr>
+        <w:t>Navigate: Still working through the standard-fit test.</w:t>
+      </w:r>
+    </w:p>
+    <w:p>
+      <w:r>
         <w:t>Asset models a durable physical thing (a bus, a signal cabin). A disruption is a transient event. The G train line is still there after the signal fault is cleared; the disruption event is over. Different lifecycles. Asset cannot model it.</w:t>
       </w:r>
     </w:p>
@@ -222,6 +244,17 @@
     </w:p>
     <w:p>
       <w:r>
+        <w:rPr>
+          <w:rFonts w:ascii="Calibri" w:hAnsi="Calibri"/>
+          <w:b w:val="0"/>
+          <w:color w:val="000000"/>
+          <w:sz w:val="22"/>
+        </w:rPr>
+        <w:t>Navigate: Still working through the standard-fit test.</w:t>
+      </w:r>
+    </w:p>
+    <w:p>
+      <w:r>
         <w:t>Knowledge Article models published informational content: how to use the MetroCard vending machine, FOIL request process, etc. Knowledge Articles have versions and publication states but no operational state lifecycle (declared, active, updated, cleared). Knowledge cannot model it.</w:t>
       </w:r>
     </w:p>
@@ -239,6 +272,17 @@
     </w:p>
     <w:p>
       <w:r>
+        <w:rPr>
+          <w:rFonts w:ascii="Calibri" w:hAnsi="Calibri"/>
+          <w:b w:val="0"/>
+          <w:color w:val="000000"/>
+          <w:sz w:val="22"/>
+        </w:rPr>
+        <w:t>Navigate: Still working through the standard-fit test.</w:t>
+      </w:r>
+    </w:p>
+    <w:p>
+      <w:r>
         <w:t>Work Order is the repair work. A disruption is the umbrella event that spawns Work Orders (dispatch a tech to fix the signal) AND spawns Cases (rider complaints) AND drives rider-facing communications. Work Order is downstream of the disruption, not the disruption itself. Work Order cannot model it.</w:t>
       </w:r>
     </w:p>
@@ -252,6 +296,17 @@
           <w:sz w:val="24"/>
         </w:rPr>
         <w:t>1.5 - Conclusion: custom is justified</w:t>
+      </w:r>
+    </w:p>
+    <w:p>
+      <w:r>
+        <w:rPr>
+          <w:rFonts w:ascii="Calibri" w:hAnsi="Calibri"/>
+          <w:b w:val="0"/>
+          <w:color w:val="000000"/>
+          <w:sz w:val="22"/>
+        </w:rPr>
+        <w:t>Navigate: You just finished walking through the four standard-fit tests above.</w:t>
       </w:r>
     </w:p>
     <w:p>
@@ -338,6 +393,17 @@
       </w:r>
     </w:p>
     <w:p>
+      <w:r>
+        <w:rPr>
+          <w:rFonts w:ascii="Calibri" w:hAnsi="Calibri"/>
+          <w:b w:val="0"/>
+          <w:color w:val="000000"/>
+          <w:sz w:val="22"/>
+        </w:rPr>
+        <w:t>Navigate: You just clicked New Custom Object from Setup &gt; Object Manager &gt; Create &gt; Custom Object (2.1).</w:t>
+      </w:r>
+    </w:p>
+    <w:p>
       <w:pPr>
         <w:spacing w:after="40"/>
         <w:ind w:left="340" w:hanging="340"/>
@@ -549,6 +615,17 @@
           <w:sz w:val="24"/>
         </w:rPr>
         <w:t>2.3 - Create the Service Disruption tab</w:t>
+      </w:r>
+    </w:p>
+    <w:p>
+      <w:r>
+        <w:rPr>
+          <w:rFonts w:ascii="Calibri" w:hAnsi="Calibri"/>
+          <w:b w:val="0"/>
+          <w:color w:val="000000"/>
+          <w:sz w:val="22"/>
+        </w:rPr>
+        <w:t>Navigate: Right after saving the custom object in 2.2.</w:t>
       </w:r>
     </w:p>
     <w:p>
@@ -771,6 +848,17 @@
       </w:r>
     </w:p>
     <w:p>
+      <w:r>
+        <w:rPr>
+          <w:rFonts w:ascii="Calibri" w:hAnsi="Calibri"/>
+          <w:b w:val="0"/>
+          <w:color w:val="000000"/>
+          <w:sz w:val="22"/>
+        </w:rPr>
+        <w:t>Navigate: On the Service Disruption object's Fields &amp; Relationships page from 3.1.</w:t>
+      </w:r>
+    </w:p>
+    <w:p>
       <w:pPr>
         <w:spacing w:after="40"/>
         <w:ind w:left="340" w:hanging="340"/>
@@ -933,6 +1021,17 @@
       </w:r>
     </w:p>
     <w:p>
+      <w:r>
+        <w:rPr>
+          <w:rFonts w:ascii="Calibri" w:hAnsi="Calibri"/>
+          <w:b w:val="0"/>
+          <w:color w:val="000000"/>
+          <w:sz w:val="22"/>
+        </w:rPr>
+        <w:t>Navigate: Still on the Service Disruption object's Fields &amp; Relationships page.</w:t>
+      </w:r>
+    </w:p>
+    <w:p>
       <w:pPr>
         <w:spacing w:after="40"/>
         <w:ind w:left="340" w:hanging="340"/>
@@ -1065,6 +1164,17 @@
       </w:r>
     </w:p>
     <w:p>
+      <w:r>
+        <w:rPr>
+          <w:rFonts w:ascii="Calibri" w:hAnsi="Calibri"/>
+          <w:b w:val="0"/>
+          <w:color w:val="000000"/>
+          <w:sz w:val="22"/>
+        </w:rPr>
+        <w:t>Navigate: Still on the Service Disruption object's Fields &amp; Relationships page.</w:t>
+      </w:r>
+    </w:p>
+    <w:p>
       <w:pPr>
         <w:spacing w:after="40"/>
         <w:ind w:left="340" w:hanging="340"/>
@@ -1182,6 +1292,17 @@
       </w:r>
     </w:p>
     <w:p>
+      <w:r>
+        <w:rPr>
+          <w:rFonts w:ascii="Calibri" w:hAnsi="Calibri"/>
+          <w:b w:val="0"/>
+          <w:color w:val="000000"/>
+          <w:sz w:val="22"/>
+        </w:rPr>
+        <w:t>Navigate: Still on the Service Disruption object's Fields &amp; Relationships page.</w:t>
+      </w:r>
+    </w:p>
+    <w:p>
       <w:pPr>
         <w:spacing w:after="40"/>
         <w:ind w:left="340" w:hanging="340"/>
@@ -1284,6 +1405,17 @@
       </w:r>
     </w:p>
     <w:p>
+      <w:r>
+        <w:rPr>
+          <w:rFonts w:ascii="Calibri" w:hAnsi="Calibri"/>
+          <w:b w:val="0"/>
+          <w:color w:val="000000"/>
+          <w:sz w:val="22"/>
+        </w:rPr>
+        <w:t>Navigate: Still on the Service Disruption object's Fields &amp; Relationships page.</w:t>
+      </w:r>
+    </w:p>
+    <w:p>
       <w:pPr>
         <w:spacing w:after="40"/>
         <w:ind w:left="340" w:hanging="340"/>
@@ -1386,6 +1518,17 @@
       </w:r>
     </w:p>
     <w:p>
+      <w:r>
+        <w:rPr>
+          <w:rFonts w:ascii="Calibri" w:hAnsi="Calibri"/>
+          <w:b w:val="0"/>
+          <w:color w:val="000000"/>
+          <w:sz w:val="22"/>
+        </w:rPr>
+        <w:t>Navigate: Still on the Service Disruption object's Fields &amp; Relationships page.</w:t>
+      </w:r>
+    </w:p>
+    <w:p>
       <w:pPr>
         <w:spacing w:after="40"/>
         <w:ind w:left="340" w:hanging="340"/>
@@ -1488,6 +1631,17 @@
       </w:r>
     </w:p>
     <w:p>
+      <w:r>
+        <w:rPr>
+          <w:rFonts w:ascii="Calibri" w:hAnsi="Calibri"/>
+          <w:b w:val="0"/>
+          <w:color w:val="000000"/>
+          <w:sz w:val="22"/>
+        </w:rPr>
+        <w:t>Navigate: Still on the Service Disruption object's Fields &amp; Relationships page.</w:t>
+      </w:r>
+    </w:p>
+    <w:p>
       <w:pPr>
         <w:spacing w:after="40"/>
         <w:ind w:left="340" w:hanging="340"/>
@@ -1575,6 +1729,17 @@
       </w:r>
     </w:p>
     <w:p>
+      <w:r>
+        <w:rPr>
+          <w:rFonts w:ascii="Calibri" w:hAnsi="Calibri"/>
+          <w:b w:val="0"/>
+          <w:color w:val="000000"/>
+          <w:sz w:val="22"/>
+        </w:rPr>
+        <w:t>Navigate: Still on the Service Disruption object's Fields &amp; Relationships page.</w:t>
+      </w:r>
+    </w:p>
+    <w:p>
       <w:pPr>
         <w:spacing w:after="40"/>
         <w:ind w:left="340" w:hanging="340"/>
@@ -1663,6 +1828,17 @@
     </w:p>
     <w:p>
       <w:r>
+        <w:rPr>
+          <w:rFonts w:ascii="Calibri" w:hAnsi="Calibri"/>
+          <w:b w:val="0"/>
+          <w:color w:val="000000"/>
+          <w:sz w:val="22"/>
+        </w:rPr>
+        <w:t>Navigate: Still on the Service Disruption object's Fields &amp; Relationships page.</w:t>
+      </w:r>
+    </w:p>
+    <w:p>
+      <w:r>
         <w:t>A calculated field. When both timestamps are populated, Duration shows the number of minutes between them. The next lab's Validation Rule and the Average Duration by Agency report both depend on this field.</w:t>
       </w:r>
     </w:p>
@@ -1779,6 +1955,17 @@
     </w:p>
     <w:p>
       <w:r>
+        <w:rPr>
+          <w:rFonts w:ascii="Calibri" w:hAnsi="Calibri"/>
+          <w:b w:val="0"/>
+          <w:color w:val="000000"/>
+          <w:sz w:val="22"/>
+        </w:rPr>
+        <w:t>Navigate: Still on the Service Disruption object's Fields &amp; Relationships page.</w:t>
+      </w:r>
+    </w:p>
+    <w:p>
+      <w:r>
         <w:t>The Publish Status field tracks the Rider-Facing Message approval state. We will build an Approval Process in the next lab that transitions this field through its values. Default is Draft; the Approval Process moves it through Pending Approval, Approved, or Rejected.</w:t>
       </w:r>
     </w:p>
@@ -2132,7 +2319,7 @@
         <w:t xml:space="preserve">12. </w:t>
       </w:r>
       <w:r>
-        <w:t>Record Type Label: B&amp;T. Record Type Name: BandT (API names can't contain ampersands; the Name field will auto-fill to a sanitized version. If the auto-fill shows B_T or similar, correct it to BandT manually.)</w:t>
+        <w:t>Record Type Label: B&amp;T. Record Type Name: B_T (Salesforce replaces &amp; with an underscore, so the Name auto-fills as B_T. Leave it as B_T; this matches the Service Disruption Record Type DeveloperName the pre-workshop deploy already set.)</w:t>
       </w:r>
     </w:p>
     <w:p>
@@ -2163,7 +2350,7 @@
         <w:t xml:space="preserve">Watch out: </w:t>
       </w:r>
       <w:r>
-        <w:t>The B&amp;T Record Type Name may render as B_T when the Label is B&amp;T. If so, manually change the Name to BandT before saving so the API name is consistent with Lab 1's Case Record Type.</w:t>
+        <w:t>The B&amp;T Record Type Name auto-fills as B_T when the Label is B&amp;T (Salesforce replaces &amp; with an underscore). Leave it as B_T. This matches the Case Record Type auto-fill behavior from Lab 1 Part 5.4 and the Service Disruption Record Type the pre-workshop deploy already set.</w:t>
       </w:r>
     </w:p>
     <w:p>
@@ -2496,6 +2683,17 @@
       </w:r>
     </w:p>
     <w:p>
+      <w:r>
+        <w:rPr>
+          <w:rFonts w:ascii="Calibri" w:hAnsi="Calibri"/>
+          <w:b w:val="0"/>
+          <w:color w:val="000000"/>
+          <w:sz w:val="22"/>
+        </w:rPr>
+        <w:t>Navigate: You are still on the Service Disruption Layout editor from the preceding sub-section.</w:t>
+      </w:r>
+    </w:p>
+    <w:p>
       <w:pPr>
         <w:spacing w:after="40"/>
         <w:ind w:left="340" w:hanging="340"/>
@@ -2631,6 +2829,17 @@
           <w:sz w:val="24"/>
         </w:rPr>
         <w:t>5.3 - Verify the Lightning record page reflects the layout</w:t>
+      </w:r>
+    </w:p>
+    <w:p>
+      <w:r>
+        <w:rPr>
+          <w:rFonts w:ascii="Calibri" w:hAnsi="Calibri"/>
+          <w:b w:val="0"/>
+          <w:color w:val="000000"/>
+          <w:sz w:val="22"/>
+        </w:rPr>
+        <w:t>Navigate: You just saved the classic Service Disruption Layout.</w:t>
       </w:r>
     </w:p>
     <w:p>
@@ -2725,6 +2934,17 @@
       </w:r>
     </w:p>
     <w:p>
+      <w:r>
+        <w:rPr>
+          <w:rFonts w:ascii="Calibri" w:hAnsi="Calibri"/>
+          <w:b w:val="0"/>
+          <w:color w:val="000000"/>
+          <w:sz w:val="22"/>
+        </w:rPr>
+        <w:t>Navigate: Return to the ServicePulse 360 app.</w:t>
+      </w:r>
+    </w:p>
+    <w:p>
       <w:pPr>
         <w:spacing w:after="40"/>
         <w:ind w:left="340" w:hanging="340"/>
@@ -2851,6 +3071,17 @@
       </w:r>
     </w:p>
     <w:p>
+      <w:r>
+        <w:rPr>
+          <w:rFonts w:ascii="Calibri" w:hAnsi="Calibri"/>
+          <w:b w:val="0"/>
+          <w:color w:val="000000"/>
+          <w:sz w:val="22"/>
+        </w:rPr>
+        <w:t>Navigate: You just saved the SD-00001 Service Disruption from 6.1.</w:t>
+      </w:r>
+    </w:p>
+    <w:p>
       <w:pPr>
         <w:spacing w:after="40"/>
         <w:ind w:left="340" w:hanging="340"/>
@@ -2920,6 +3151,17 @@
           <w:sz w:val="24"/>
         </w:rPr>
         <w:t>6.3 - Navigate from the disruption back to its Cases</w:t>
+      </w:r>
+    </w:p>
+    <w:p>
+      <w:r>
+        <w:rPr>
+          <w:rFonts w:ascii="Calibri" w:hAnsi="Calibri"/>
+          <w:b w:val="0"/>
+          <w:color w:val="000000"/>
+          <w:sz w:val="22"/>
+        </w:rPr>
+        <w:t>Navigate: Still on your Golden Case record from 6.2.</w:t>
       </w:r>
     </w:p>
     <w:p>
@@ -2994,6 +3236,17 @@
       </w:r>
     </w:p>
     <w:p>
+      <w:r>
+        <w:rPr>
+          <w:rFonts w:ascii="Calibri" w:hAnsi="Calibri"/>
+          <w:b w:val="0"/>
+          <w:color w:val="000000"/>
+          <w:sz w:val="22"/>
+        </w:rPr>
+        <w:t>Navigate: App Launcher &gt; Service Disruptions.</w:t>
+      </w:r>
+    </w:p>
+    <w:p>
       <w:pPr>
         <w:spacing w:after="40"/>
         <w:ind w:left="340" w:hanging="340"/>
@@ -3021,6 +3274,17 @@
       </w:r>
     </w:p>
     <w:p>
+      <w:r>
+        <w:rPr>
+          <w:rFonts w:ascii="Calibri" w:hAnsi="Calibri"/>
+          <w:b w:val="0"/>
+          <w:color w:val="000000"/>
+          <w:sz w:val="22"/>
+        </w:rPr>
+        <w:t>Navigate: App Launcher &gt; Service Disruptions.</w:t>
+      </w:r>
+    </w:p>
+    <w:p>
       <w:pPr>
         <w:spacing w:after="40"/>
         <w:ind w:left="340" w:hanging="340"/>
@@ -3060,6 +3324,17 @@
           <w:sz w:val="24"/>
         </w:rPr>
         <w:t>Check 3 - Case-to-Disruption link</w:t>
+      </w:r>
+    </w:p>
+    <w:p>
+      <w:r>
+        <w:rPr>
+          <w:rFonts w:ascii="Calibri" w:hAnsi="Calibri"/>
+          <w:b w:val="0"/>
+          <w:color w:val="000000"/>
+          <w:sz w:val="22"/>
+        </w:rPr>
+        <w:t>Navigate: App Launcher &gt; Cases.</w:t>
       </w:r>
     </w:p>
     <w:p>
@@ -3163,7 +3438,7 @@
         <w:spacing w:after="40"/>
       </w:pPr>
       <w:r>
-        <w:t>B&amp;T Record Type Name shows as B_T instead of BandT: manually correct it to BandT when creating the Record Type to match the Case Record Type pattern from Lab 1.</w:t>
+        <w:t>B&amp;T Record Type Name shows as something other than B_T: Salesforce auto-fills the Name field as B_T when you type B&amp;T in the Label. If the auto-fill differs, retype the Name as B_T manually.</w:t>
       </w:r>
     </w:p>
     <w:p>

--- a/workshop-site/labs/Lab 05 - Participant.docx
+++ b/workshop-site/labs/Lab 05 - Participant.docx
@@ -2649,11 +2649,9 @@
         <w:rPr>
           <w:b/>
         </w:rPr>
-        <w:t xml:space="preserve">2. </w:t>
-      </w:r>
-      <w:r>
-        <w:t>Click Page Layouts in the left sidebar.</w:t>
-      </w:r>
+        <w:t>2. Click Case Page Layouts in the left sidebar.</w:t>
+      </w:r>
+      <w:r/>
     </w:p>
     <w:p>
       <w:pPr>
